--- a/01-gestao-projeto/10-registo-de-acoes.docx
+++ b/01-gestao-projeto/10-registo-de-acoes.docx
@@ -421,7 +421,7 @@
               <w:pStyle w:val="Compact"/>
             </w:pPr>
             <w:r>
-              <w:t xml:space="preserve">Post-mortem</w:t>
+              <w:t xml:space="preserve">Análise Posterior</w:t>
             </w:r>
           </w:p>
         </w:tc>
@@ -1061,7 +1061,7 @@
               <w:pStyle w:val="Compact"/>
             </w:pPr>
             <w:r>
-              <w:t xml:space="preserve">{{Kick-off}}</w:t>
+              <w:t xml:space="preserve">{{Arranque}}</w:t>
             </w:r>
           </w:p>
         </w:tc>
